--- a/PhD_Dissertation_Proposal_Advanced_Raj_Amritam.docx
+++ b/PhD_Dissertation_Proposal_Advanced_Raj_Amritam.docx
@@ -13289,64 +13289,65 @@
           <w:rFonts w:ascii="Courier New" w:hAnsi="Courier New"/>
           <w:sz w:val="16"/>
         </w:rPr>
+        <w:t>ACTIVITY                      Y1Q1 Y1Q2 Y1Q3 Y1Q4 Y2Q1 Y2Q2 Y2Q3 Y2Q4 Y3Q1 Y3Q2</w:t>
         <w:br/>
-        <w:t>ACTIVITY                      Y1Q1 Y1Q2 Y1Q3 Y1Q4 Y2Q1 Y2Q2 Y2Q3 Y2Q4 Y3Q1 Y3Q2 Y3Q3 Y3Q4</w:t>
+        <w:t>=====================================================================================</w:t>
         <w:br/>
-        <w:t>═══════════════════════════════════════════════════════════════════════════════════════</w:t>
-        <w:br/>
-        <w:t xml:space="preserve">1. Literature Review         ████ ████ </w:t>
-        <w:br/>
-        <w:t xml:space="preserve">2. Field Reconnaissance      ████ ████ </w:t>
-        <w:br/>
-        <w:t xml:space="preserve">3. Data Acquisition          ████ ████ ████ </w:t>
-        <w:br/>
-        <w:t xml:space="preserve">4. Field Ground-truthing          ████ ████ ████ </w:t>
-        <w:br/>
-        <w:t xml:space="preserve">5. AHP Expert Panel               ████ ████ </w:t>
-        <w:br/>
-        <w:t xml:space="preserve">6. FVI Development                     ████ ████ ████ </w:t>
-        <w:br/>
-        <w:t xml:space="preserve">7. FVI Validation                           ████ ████ </w:t>
-        <w:br/>
-        <w:t xml:space="preserve">8. SWAT Setup                          ████ ████ ████ </w:t>
-        <w:br/>
-        <w:t xml:space="preserve">9. SWAT Calibration (SUFI-2)                          ████ ████ </w:t>
-        <w:br/>
-        <w:t xml:space="preserve">10. SWAT Validation                                        ████ </w:t>
-        <w:br/>
-        <w:t xml:space="preserve">11. HEC-RAS 2D Setup                                  ████ ████ </w:t>
-        <w:br/>
-        <w:t xml:space="preserve">12. HEC-RAS Calibration                                    ████ ████ </w:t>
-        <w:br/>
-        <w:t xml:space="preserve">13. NbS Scenario A,B,C                                     ████ ████ ████ </w:t>
-        <w:br/>
-        <w:t xml:space="preserve">14. NbS Scenario D                                              ████ ████ ████ </w:t>
-        <w:br/>
-        <w:t xml:space="preserve">15. Sensitivity Analysis                                             ████ ████ </w:t>
-        <w:br/>
-        <w:t xml:space="preserve">16. Economic Valuation                                                    ████ ████ </w:t>
-        <w:br/>
-        <w:t xml:space="preserve">17. DDMP Templates                                                             ████ ████ </w:t>
-        <w:br/>
-        <w:t>18. Stakeholder Workshops    ░░░░ ░░░░ ░░░░ ░░░░ ░░░░ ░░░░ ░░░░ ░░░░ ████ ████ ████</w:t>
-        <w:br/>
-        <w:t>19. Paper 1 (Review)              ░░░░ ████ ████ ████ ●Submit Paper 1 (M12)</w:t>
-        <w:br/>
-        <w:t>20. Paper 2 (FVI)                                ░░░░ ████ ████ ●Submit Paper 2 (M18)</w:t>
-        <w:br/>
-        <w:t>21. Paper 3 (Hydrology)                                    ░░░░ ████ ████ ●Submit P3(M27)</w:t>
-        <w:br/>
-        <w:t>22. Paper 4 (Economics)                                              ░░░░ ████ ●P4(M33)</w:t>
-        <w:br/>
-        <w:t>23. Dissertation Writing                                                  ░░░░ ████ ████</w:t>
-        <w:br/>
-        <w:t>24. Pre-submission Seminar                                                          ████</w:t>
-        <w:br/>
-        <w:t>25. Final Submission                                                                  ●</w:t>
+        <w:t xml:space="preserve"> [30-MONTH FAST-TRACK PHD PIPELINE]</w:t>
         <w:br/>
         <w:br/>
-        <w:t xml:space="preserve">  Legend: ████ = Active execution    ░░░░ = Continuous/Background    ● = Milestone</w:t>
+        <w:t>1. Literature Review         ###  ###</w:t>
         <w:br/>
+        <w:t>2. Field Reconnaissance      ###  ###</w:t>
+        <w:br/>
+        <w:t>3. Data Acquisition          ###  ###  ###</w:t>
+        <w:br/>
+        <w:t>4. Field Ground-truthing          ###  ###  ###</w:t>
+        <w:br/>
+        <w:t>5. AHP Expert Panel               ###  ###</w:t>
+        <w:br/>
+        <w:t>6. FVI Development                     ###  ###</w:t>
+        <w:br/>
+        <w:t>7. FVI Validation                           ###</w:t>
+        <w:br/>
+        <w:t>8. SWAT Setup                          ###  ###  ###</w:t>
+        <w:br/>
+        <w:t>9. SWAT Calibration (SUFI-2)                     ###  ###</w:t>
+        <w:br/>
+        <w:t>10. SWAT Validation                                   ###</w:t>
+        <w:br/>
+        <w:t>11. HEC-RAS 2D Setup                             ###  ###</w:t>
+        <w:br/>
+        <w:t>12. HEC-RAS Calibration                               ###  ###</w:t>
+        <w:br/>
+        <w:t>13. NbS Scenarios A,B,C                               ###  ###  ###</w:t>
+        <w:br/>
+        <w:t>14. NbS Scenario D + Sensitivity                           ###  ###</w:t>
+        <w:br/>
+        <w:t>15. Economic Valuation                                          ###  ###</w:t>
+        <w:br/>
+        <w:t>16. Stakeholder Workshops                                            ###  ###</w:t>
+        <w:br/>
+        <w:t>17. DDMP Annexure Templates                                          ###</w:t>
+        <w:br/>
+        <w:t>18. Paper 1 (Review)              ...  ###  ###  *Submit P1 (M9)</w:t>
+        <w:br/>
+        <w:t>19. Paper 2 (FVI)                                ...  ###  ###  *Submit P2 (M15)</w:t>
+        <w:br/>
+        <w:t>20. Paper 3 (SWAT/HEC-RAS)                                 ...  ###  *Submit P3 (M22)</w:t>
+        <w:br/>
+        <w:t>21. Paper 4 (Economic)                                          ...  *Submit P4 (M27)</w:t>
+        <w:br/>
+        <w:t>22. Dissertation Writing                                                  ###  ###</w:t>
+        <w:br/>
+        <w:t>23. Pre-submission Seminar                                                     ###</w:t>
+        <w:br/>
+        <w:t>24. Final Submission                                                              *(M30)</w:t>
+        <w:br/>
+        <w:br/>
+        <w:t xml:space="preserve">  Legend: ### = Active execution    ... = Continuous/Background    * = Milestone</w:t>
+        <w:br/>
+        <w:t xml:space="preserve">  TOTAL DURATION: 30 MONTHS (Accelerated Fast-Track)</w:t>
       </w:r>
     </w:p>
     <w:p>
@@ -13469,7 +13470,7 @@
               <w:rPr>
                 <w:sz w:val="20"/>
               </w:rPr>
-              <w:t>Literature review complete + Field plan</w:t>
+              <w:t>Literature review + Field plan + Initial data</w:t>
             </w:r>
           </w:p>
         </w:tc>
@@ -13482,7 +13483,7 @@
               <w:rPr>
                 <w:sz w:val="20"/>
               </w:rPr>
-              <w:t>Annotated bibliography 200+ refs</w:t>
+              <w:t>200+ refs annotated</w:t>
             </w:r>
           </w:p>
         </w:tc>
@@ -13523,7 +13524,7 @@
               <w:rPr>
                 <w:sz w:val="20"/>
               </w:rPr>
-              <w:t>All datasets acquired + AHP panel convened</w:t>
+              <w:t>AHP panel convened + FVI weights derived</w:t>
             </w:r>
           </w:p>
         </w:tc>
@@ -13536,7 +13537,7 @@
               <w:rPr>
                 <w:sz w:val="20"/>
               </w:rPr>
-              <w:t>Data inventory + Expert panel CR&lt;0.10</w:t>
+              <w:t>CR &lt; 0.10 achieved</w:t>
             </w:r>
           </w:p>
         </w:tc>
@@ -13577,7 +13578,7 @@
               <w:rPr>
                 <w:sz w:val="20"/>
               </w:rPr>
-              <w:t>FVI methodology paper drafted</w:t>
+              <w:t>FVI maps validated + Paper 1 submitted</w:t>
             </w:r>
           </w:p>
         </w:tc>
@@ -13590,7 +13591,7 @@
               <w:rPr>
                 <w:sz w:val="20"/>
               </w:rPr>
-              <w:t>Paper 1 manuscript ready</w:t>
+              <w:t>Submission ID + AUC&gt;0.75</w:t>
             </w:r>
           </w:p>
         </w:tc>
@@ -13631,7 +13632,7 @@
               <w:rPr>
                 <w:sz w:val="20"/>
               </w:rPr>
-              <w:t>Paper 1 submitted; FVI maps validated</w:t>
+              <w:t>SWAT setup + initial calibration</w:t>
             </w:r>
           </w:p>
         </w:tc>
@@ -13644,7 +13645,7 @@
               <w:rPr>
                 <w:sz w:val="20"/>
               </w:rPr>
-              <w:t>Submission confirmation</w:t>
+              <w:t>Working models both sites</w:t>
             </w:r>
           </w:p>
         </w:tc>
@@ -13685,7 +13686,7 @@
               <w:rPr>
                 <w:sz w:val="20"/>
               </w:rPr>
-              <w:t>SWAT model setup complete</w:t>
+              <w:t>SWAT calibration complete + Paper 2 submitted</w:t>
             </w:r>
           </w:p>
         </w:tc>
@@ -13698,7 +13699,7 @@
               <w:rPr>
                 <w:sz w:val="20"/>
               </w:rPr>
-              <w:t>Working models for both sites</w:t>
+              <w:t>NSE&gt;0.6 + submission</w:t>
             </w:r>
           </w:p>
         </w:tc>
@@ -13739,7 +13740,7 @@
               <w:rPr>
                 <w:sz w:val="20"/>
               </w:rPr>
-              <w:t>SWAT calibration complete; Paper 2 submitted</w:t>
+              <w:t>HEC-RAS 2D setup + Scenarios A, B, C</w:t>
             </w:r>
           </w:p>
         </w:tc>
@@ -13752,7 +13753,7 @@
               <w:rPr>
                 <w:sz w:val="20"/>
               </w:rPr>
-              <w:t>NSE&gt;0.6 + submission</w:t>
+              <w:t>Validated flood maps</w:t>
             </w:r>
           </w:p>
         </w:tc>
@@ -13793,7 +13794,7 @@
               <w:rPr>
                 <w:sz w:val="20"/>
               </w:rPr>
-              <w:t>HEC-RAS 2D running</w:t>
+              <w:t>Scenario D + Sensitivity analysis</w:t>
             </w:r>
           </w:p>
         </w:tc>
@@ -13806,7 +13807,7 @@
               <w:rPr>
                 <w:sz w:val="20"/>
               </w:rPr>
-              <w:t>Validated flood maps</w:t>
+              <w:t>BCR &amp; uncertainty quantified</w:t>
             </w:r>
           </w:p>
         </w:tc>
@@ -13847,7 +13848,7 @@
               <w:rPr>
                 <w:sz w:val="20"/>
               </w:rPr>
-              <w:t>Scenarios A,B,C complete</w:t>
+              <w:t>Economic valuation + Paper 3 submitted</w:t>
             </w:r>
           </w:p>
         </w:tc>
@@ -13860,7 +13861,7 @@
               <w:rPr>
                 <w:sz w:val="20"/>
               </w:rPr>
-              <w:t>Modeled inundation maps</w:t>
+              <w:t>TEV + submission</w:t>
             </w:r>
           </w:p>
         </w:tc>
@@ -13901,7 +13902,7 @@
               <w:rPr>
                 <w:sz w:val="20"/>
               </w:rPr>
-              <w:t>Scenario D + sensitivity; Paper 3 submitted</w:t>
+              <w:t>DDMP templates + Paper 4 submitted + Workshops</w:t>
             </w:r>
           </w:p>
         </w:tc>
@@ -13914,7 +13915,7 @@
               <w:rPr>
                 <w:sz w:val="20"/>
               </w:rPr>
-              <w:t>BCR calculations + submission</w:t>
+              <w:t>Templates adopted</w:t>
             </w:r>
           </w:p>
         </w:tc>
@@ -13955,115 +13956,7 @@
               <w:rPr>
                 <w:sz w:val="20"/>
               </w:rPr>
-              <w:t>Economic valuation; Stakeholder workshops</w:t>
-            </w:r>
-          </w:p>
-        </w:tc>
-        <w:tc>
-          <w:tcPr>
-            <w:tcW w:type="dxa" w:w="2340"/>
-          </w:tcPr>
-          <w:p>
-            <w:r>
-              <w:rPr>
-                <w:sz w:val="20"/>
-              </w:rPr>
-              <w:t>TEV monetary estimates</w:t>
-            </w:r>
-          </w:p>
-        </w:tc>
-      </w:tr>
-      <w:tr>
-        <w:tc>
-          <w:tcPr>
-            <w:tcW w:type="dxa" w:w="2340"/>
-          </w:tcPr>
-          <w:p>
-            <w:r>
-              <w:rPr>
-                <w:sz w:val="20"/>
-              </w:rPr>
-              <w:t>Y3Q3</w:t>
-            </w:r>
-          </w:p>
-        </w:tc>
-        <w:tc>
-          <w:tcPr>
-            <w:tcW w:type="dxa" w:w="2340"/>
-          </w:tcPr>
-          <w:p>
-            <w:r>
-              <w:rPr>
-                <w:sz w:val="20"/>
-              </w:rPr>
-              <w:t>M31-33</w:t>
-            </w:r>
-          </w:p>
-        </w:tc>
-        <w:tc>
-          <w:tcPr>
-            <w:tcW w:type="dxa" w:w="2340"/>
-          </w:tcPr>
-          <w:p>
-            <w:r>
-              <w:rPr>
-                <w:sz w:val="20"/>
-              </w:rPr>
-              <w:t>DDMP templates + Paper 4 submitted</w:t>
-            </w:r>
-          </w:p>
-        </w:tc>
-        <w:tc>
-          <w:tcPr>
-            <w:tcW w:type="dxa" w:w="2340"/>
-          </w:tcPr>
-          <w:p>
-            <w:r>
-              <w:rPr>
-                <w:sz w:val="20"/>
-              </w:rPr>
-              <w:t>Templates adopted</w:t>
-            </w:r>
-          </w:p>
-        </w:tc>
-      </w:tr>
-      <w:tr>
-        <w:tc>
-          <w:tcPr>
-            <w:tcW w:type="dxa" w:w="2340"/>
-          </w:tcPr>
-          <w:p>
-            <w:r>
-              <w:rPr>
-                <w:sz w:val="20"/>
-              </w:rPr>
-              <w:t>Y3Q4</w:t>
-            </w:r>
-          </w:p>
-        </w:tc>
-        <w:tc>
-          <w:tcPr>
-            <w:tcW w:type="dxa" w:w="2340"/>
-          </w:tcPr>
-          <w:p>
-            <w:r>
-              <w:rPr>
-                <w:sz w:val="20"/>
-              </w:rPr>
-              <w:t>M34-36</w:t>
-            </w:r>
-          </w:p>
-        </w:tc>
-        <w:tc>
-          <w:tcPr>
-            <w:tcW w:type="dxa" w:w="2340"/>
-          </w:tcPr>
-          <w:p>
-            <w:r>
-              <w:rPr>
-                <w:sz w:val="20"/>
-              </w:rPr>
-              <w:t>Dissertation submitted; Defense scheduled</w:t>
+              <w:t>Dissertation submission + Defense</w:t>
             </w:r>
           </w:p>
         </w:tc>
@@ -14294,7 +14187,7 @@
               <w:rPr>
                 <w:sz w:val="20"/>
               </w:rPr>
-              <w:t>Month 12</w:t>
+              <w:t>Month 9</w:t>
             </w:r>
           </w:p>
         </w:tc>
@@ -14374,7 +14267,7 @@
               <w:rPr>
                 <w:sz w:val="20"/>
               </w:rPr>
-              <w:t>Month 18</w:t>
+              <w:t>Month 15</w:t>
             </w:r>
           </w:p>
         </w:tc>
@@ -14454,7 +14347,7 @@
               <w:rPr>
                 <w:sz w:val="20"/>
               </w:rPr>
-              <w:t>Month 27</w:t>
+              <w:t>Month 22</w:t>
             </w:r>
           </w:p>
         </w:tc>
@@ -14534,7 +14427,7 @@
               <w:rPr>
                 <w:sz w:val="20"/>
               </w:rPr>
-              <w:t>Month 33</w:t>
+              <w:t>Month 27</w:t>
             </w:r>
           </w:p>
         </w:tc>
